--- a/paper/submission/manuscript.docx
+++ b/paper/submission/manuscript.docx
@@ -1177,7 +1177,7 @@
     </w:p>
     <w:p>
       <w:r>
-        <w:t xml:space="preserve">No run was censored, so under the preregistered rule the Spearman rank test is the primary test for recovery time, and the Cox and log-rank models are secondary and uncorrected (Deviation 6); Table 9 gives all three for both predictors. No recovery-time test is significant after correction in either family. The log-rank test is undefined for 10 of the 22 recovery-time tests in each family, including </w:t>
+        <w:t xml:space="preserve">No run was censored, so under the preregistered rule the Spearman rank test is the primary test for recovery time, and the Cox and log-rank models are secondary and uncorrected (Deviation 6). Table 9 gives all three for both predictors. No recovery-time test is significant after correction in either family. The log-rank test is undefined for 10 of the 22 recovery-time tests in each family, including </w:t>
       </w:r>
       <w:r>
         <w:rPr>
